--- a/docs/pliki/wymagania-edukacyjne-informatyka-1a.docx
+++ b/docs/pliki/wymagania-edukacyjne-informatyka-1a.docx
@@ -280,7 +280,7 @@
     </w:p>
     <w:p>
       <w:pPr>
-        <w:spacing w:after="60" w:before="160" w:line="264"/>
+        <w:spacing w:after="50" w:before="140" w:line="264"/>
       </w:pPr>
       <w:r>
         <w:rPr>
@@ -290,7 +290,7 @@
           <w:sz w:val="21"/>
           <w:szCs w:val="21"/>
         </w:rPr>
-        <w:t xml:space="preserve">Zasady poprawiania ocen i nieobecności:</w:t>
+        <w:t xml:space="preserve">Ocenianie bieżące:</w:t>
       </w:r>
     </w:p>
     <w:p>
@@ -308,7 +308,7 @@
           <w:sz w:val="21"/>
           <w:szCs w:val="21"/>
         </w:rPr>
-        <w:t xml:space="preserve">uczeń ma prawo poprawić ocenę ze sprawdzianu jeden raz, w terminie dwóch tygodni od jej otrzymania;</w:t>
+        <w:t xml:space="preserve">oceny bieżące ustala się w skali od 1 do 6; przy ocenach bieżących stosuje się znaki „+” i „−”, z wyjątkiem oceny celującej i niedostatecznej (§ 28 ust. 2 statutu);</w:t>
       </w:r>
     </w:p>
     <w:p>
@@ -326,7 +326,7 @@
           <w:sz w:val="21"/>
           <w:szCs w:val="21"/>
         </w:rPr>
-        <w:t xml:space="preserve">uczeń nieobecny na sprawdzianie zalicza go w terminie ustalonym z nauczycielem, nie później niż dwa tygodnie od powrotu do szkoły;</w:t>
+        <w:t xml:space="preserve">w ciągu jednego dnia uczeń może mieć tylko jeden godzinny sprawdzian, a w ciągu tygodnia nie więcej niż trzy (§ 30 ust. 2 statutu);</w:t>
       </w:r>
     </w:p>
     <w:p>
@@ -344,7 +344,7 @@
           <w:sz w:val="21"/>
           <w:szCs w:val="21"/>
         </w:rPr>
-        <w:t xml:space="preserve">niewykonane zadanie praktyczne uczeń uzupełnia na najbliższych zajęciach lub w terminie konsultacji;</w:t>
+        <w:t xml:space="preserve">poprawione i ocenione prace pisemne nauczyciel przekazuje uczniom do wglądu podczas lekcji i uzasadnia ocenę w ciągu dwóch tygodni od napisania pracy (§ 30 ust. 3 statutu);</w:t>
       </w:r>
     </w:p>
     <w:p>
@@ -362,7 +362,22 @@
           <w:sz w:val="21"/>
           <w:szCs w:val="21"/>
         </w:rPr>
-        <w:t xml:space="preserve">przy ocenianiu uwzględnia się zalecenia zawarte w opiniach i orzeczeniach poradni psychologiczno-pedagogicznej; wymagania dostosowuje się do możliwości psychofizycznych ucznia, zachowując wymagania konieczne;</w:t>
+        <w:t xml:space="preserve">prace pisemne nauczyciel przechowuje do końca roku szkolnego i udostępnia rodzicom do wglądu podczas spotkania w szkole (§ 30 ust. 3–4 statutu).</w:t>
+      </w:r>
+    </w:p>
+    <w:p>
+      <w:pPr>
+        <w:spacing w:after="50" w:before="140" w:line="264"/>
+      </w:pPr>
+      <w:r>
+        <w:rPr>
+          <w:rFonts w:ascii="Calibri" w:cs="Calibri" w:eastAsia="Calibri" w:hAnsi="Calibri"/>
+          <w:b/>
+          <w:bCs/>
+          <w:sz w:val="21"/>
+          <w:szCs w:val="21"/>
+        </w:rPr>
+        <w:t xml:space="preserve">Zaliczanie zaległości (zapis statutu):</w:t>
       </w:r>
     </w:p>
     <w:p>
@@ -380,7 +395,390 @@
           <w:sz w:val="21"/>
           <w:szCs w:val="21"/>
         </w:rPr>
-        <w:t xml:space="preserve">ewaluacji dokonuje się na bieżąco, a ocena końcowa uwzględnia osiągnięte efekty w odniesieniu do zakładanych celów.</w:t>
+        <w:t xml:space="preserve">uczeń, który nie zgłosił się na zapowiedzianą pisemną formę kontroli wiadomości, uzupełnia brakującą ocenę w formie i terminie wyznaczonych przez nauczyciela, nie później niż 2 tygodnie od dnia powrotu do szkoły (§ 30 ust. 5 statutu);</w:t>
+      </w:r>
+    </w:p>
+    <w:p>
+      <w:pPr>
+        <w:pStyle w:val="ListParagraph"/>
+        <w:numPr>
+          <w:ilvl w:val="0"/>
+          <w:numId w:val="2"/>
+        </w:numPr>
+        <w:spacing w:after="40" w:line="252"/>
+      </w:pPr>
+      <w:r>
+        <w:rPr>
+          <w:rFonts w:ascii="Calibri" w:cs="Calibri" w:eastAsia="Calibri" w:hAnsi="Calibri"/>
+          <w:sz w:val="21"/>
+          <w:szCs w:val="21"/>
+        </w:rPr>
+        <w:t xml:space="preserve">niewykonane zadanie praktyczne uczeń uzupełnia na najbliższych zajęciach albo w terminie konsultacji;</w:t>
+      </w:r>
+    </w:p>
+    <w:p>
+      <w:pPr>
+        <w:pStyle w:val="ListParagraph"/>
+        <w:numPr>
+          <w:ilvl w:val="0"/>
+          <w:numId w:val="2"/>
+        </w:numPr>
+        <w:spacing w:after="40" w:line="252"/>
+      </w:pPr>
+      <w:r>
+        <w:rPr>
+          <w:rFonts w:ascii="Calibri" w:cs="Calibri" w:eastAsia="Calibri" w:hAnsi="Calibri"/>
+          <w:sz w:val="21"/>
+          <w:szCs w:val="21"/>
+        </w:rPr>
+        <w:t xml:space="preserve">zaliczenie zaległości jest obowiązkiem ucznia i nie jest tym samym co dobrowolna poprawa oceny opisana poniżej.</w:t>
+      </w:r>
+    </w:p>
+    <w:p>
+      <w:pPr>
+        <w:spacing w:after="50" w:before="140" w:line="264"/>
+      </w:pPr>
+      <w:r>
+        <w:rPr>
+          <w:rFonts w:ascii="Calibri" w:cs="Calibri" w:eastAsia="Calibri" w:hAnsi="Calibri"/>
+          <w:b/>
+          <w:bCs/>
+          <w:sz w:val="21"/>
+          <w:szCs w:val="21"/>
+        </w:rPr>
+        <w:t xml:space="preserve">Poprawa oceny — ustalenie przedmiotowe:</w:t>
+      </w:r>
+    </w:p>
+    <w:p>
+      <w:pPr>
+        <w:spacing w:after="60" w:before="0" w:line="264"/>
+      </w:pPr>
+      <w:r>
+        <w:rPr>
+          <w:rFonts w:ascii="Calibri" w:cs="Calibri" w:eastAsia="Calibri" w:hAnsi="Calibri"/>
+          <w:i/>
+          <w:iCs/>
+          <w:color w:val="595959"/>
+          <w:sz w:val="20"/>
+          <w:szCs w:val="20"/>
+        </w:rPr>
+        <w:t xml:space="preserve">Statut PCEiKZ nie reguluje poprawiania ocen bieżących. Poniższe zasady są ustaleniem nauczyciela przedmiotu, przyjętym na podstawie art. 44b ust. 10 ustawy o systemie oświaty, jednakowym dla wszystkich uczniów w klasie i podanym do wiadomości do 25 września.</w:t>
+      </w:r>
+    </w:p>
+    <w:p>
+      <w:pPr>
+        <w:pStyle w:val="ListParagraph"/>
+        <w:numPr>
+          <w:ilvl w:val="0"/>
+          <w:numId w:val="2"/>
+        </w:numPr>
+        <w:spacing w:after="40" w:line="252"/>
+      </w:pPr>
+      <w:r>
+        <w:rPr>
+          <w:rFonts w:ascii="Calibri" w:cs="Calibri" w:eastAsia="Calibri" w:hAnsi="Calibri"/>
+          <w:sz w:val="21"/>
+          <w:szCs w:val="21"/>
+        </w:rPr>
+        <w:t xml:space="preserve">poprawie podlegają oceny z prac obejmujących cały dział (sprawdzian kończący dział); pozostałe oceny bieżące — kartkówki, odpowiedzi, zadania praktyczne, aktywność — nie podlegają poprawie, a wpływ na ocenę okresową ma ich systematyczność;</w:t>
+      </w:r>
+    </w:p>
+    <w:p>
+      <w:pPr>
+        <w:pStyle w:val="ListParagraph"/>
+        <w:numPr>
+          <w:ilvl w:val="0"/>
+          <w:numId w:val="2"/>
+        </w:numPr>
+        <w:spacing w:after="40" w:line="252"/>
+      </w:pPr>
+      <w:r>
+        <w:rPr>
+          <w:rFonts w:ascii="Calibri" w:cs="Calibri" w:eastAsia="Calibri" w:hAnsi="Calibri"/>
+          <w:sz w:val="21"/>
+          <w:szCs w:val="21"/>
+        </w:rPr>
+        <w:t xml:space="preserve">poprawa jest dobrowolna i przysługuje jeden raz do każdej oceny;</w:t>
+      </w:r>
+    </w:p>
+    <w:p>
+      <w:pPr>
+        <w:pStyle w:val="ListParagraph"/>
+        <w:numPr>
+          <w:ilvl w:val="0"/>
+          <w:numId w:val="2"/>
+        </w:numPr>
+        <w:spacing w:after="40" w:line="252"/>
+      </w:pPr>
+      <w:r>
+        <w:rPr>
+          <w:rFonts w:ascii="Calibri" w:cs="Calibri" w:eastAsia="Calibri" w:hAnsi="Calibri"/>
+          <w:sz w:val="21"/>
+          <w:szCs w:val="21"/>
+        </w:rPr>
+        <w:t xml:space="preserve">poprawę pisze się w terminie dwóch tygodni od otrzymania ocenionej pracy, w dniu i formie uzgodnionych z nauczycielem — w miarę możliwości poza lekcją, na konsultacjach;</w:t>
+      </w:r>
+    </w:p>
+    <w:p>
+      <w:pPr>
+        <w:pStyle w:val="ListParagraph"/>
+        <w:numPr>
+          <w:ilvl w:val="0"/>
+          <w:numId w:val="2"/>
+        </w:numPr>
+        <w:spacing w:after="40" w:line="252"/>
+      </w:pPr>
+      <w:r>
+        <w:rPr>
+          <w:rFonts w:ascii="Calibri" w:cs="Calibri" w:eastAsia="Calibri" w:hAnsi="Calibri"/>
+          <w:sz w:val="21"/>
+          <w:szCs w:val="21"/>
+        </w:rPr>
+        <w:t xml:space="preserve">poprawa obejmuje ten sam zakres materiału i ma porównywalny stopień trudności jak praca oceniona pierwotnie;</w:t>
+      </w:r>
+    </w:p>
+    <w:p>
+      <w:pPr>
+        <w:pStyle w:val="ListParagraph"/>
+        <w:numPr>
+          <w:ilvl w:val="0"/>
+          <w:numId w:val="2"/>
+        </w:numPr>
+        <w:spacing w:after="40" w:line="252"/>
+      </w:pPr>
+      <w:r>
+        <w:rPr>
+          <w:rFonts w:ascii="Calibri" w:cs="Calibri" w:eastAsia="Calibri" w:hAnsi="Calibri"/>
+          <w:sz w:val="21"/>
+          <w:szCs w:val="21"/>
+        </w:rPr>
+        <w:t xml:space="preserve">w dzienniku pozostają obie oceny — pierwsza i z poprawy; przy ustalaniu oceny śródrocznej i rocznej brana jest pod uwagę ocena wyższa, więc przystąpienie do poprawy nigdy nie pogarsza sytuacji ucznia;</w:t>
+      </w:r>
+    </w:p>
+    <w:p>
+      <w:pPr>
+        <w:pStyle w:val="ListParagraph"/>
+        <w:numPr>
+          <w:ilvl w:val="0"/>
+          <w:numId w:val="2"/>
+        </w:numPr>
+        <w:spacing w:after="40" w:line="252"/>
+      </w:pPr>
+      <w:r>
+        <w:rPr>
+          <w:rFonts w:ascii="Calibri" w:cs="Calibri" w:eastAsia="Calibri" w:hAnsi="Calibri"/>
+          <w:sz w:val="21"/>
+          <w:szCs w:val="21"/>
+        </w:rPr>
+        <w:t xml:space="preserve">uczeń, który nie stawi się w uzgodnionym terminie bez usprawiedliwienia, traci prawo do poprawy tej oceny.</w:t>
+      </w:r>
+    </w:p>
+    <w:p>
+      <w:pPr>
+        <w:spacing w:after="50" w:before="140" w:line="264"/>
+      </w:pPr>
+      <w:r>
+        <w:rPr>
+          <w:rFonts w:ascii="Calibri" w:cs="Calibri" w:eastAsia="Calibri" w:hAnsi="Calibri"/>
+          <w:b/>
+          <w:bCs/>
+          <w:sz w:val="21"/>
+          <w:szCs w:val="21"/>
+        </w:rPr>
+        <w:t xml:space="preserve">Warunki i tryb uzyskania oceny rocznej wyższej niż przewidywana (§ 35 statutu):</w:t>
+      </w:r>
+    </w:p>
+    <w:p>
+      <w:pPr>
+        <w:pStyle w:val="ListParagraph"/>
+        <w:numPr>
+          <w:ilvl w:val="0"/>
+          <w:numId w:val="2"/>
+        </w:numPr>
+        <w:spacing w:after="40" w:line="252"/>
+      </w:pPr>
+      <w:r>
+        <w:rPr>
+          <w:rFonts w:ascii="Calibri" w:cs="Calibri" w:eastAsia="Calibri" w:hAnsi="Calibri"/>
+          <w:sz w:val="21"/>
+          <w:szCs w:val="21"/>
+        </w:rPr>
+        <w:t xml:space="preserve">o przewidywanej rocznej ocenie klasyfikacyjnej uczeń i rodzice są informowani na tydzień przed klasyfikacyjnym posiedzeniem rady pedagogicznej — wpisem do dziennika elektronicznego (§ 35 ust. 2–4 statutu);</w:t>
+      </w:r>
+    </w:p>
+    <w:p>
+      <w:pPr>
+        <w:pStyle w:val="ListParagraph"/>
+        <w:numPr>
+          <w:ilvl w:val="0"/>
+          <w:numId w:val="2"/>
+        </w:numPr>
+        <w:spacing w:after="40" w:line="252"/>
+      </w:pPr>
+      <w:r>
+        <w:rPr>
+          <w:rFonts w:ascii="Calibri" w:cs="Calibri" w:eastAsia="Calibri" w:hAnsi="Calibri"/>
+          <w:sz w:val="21"/>
+          <w:szCs w:val="21"/>
+        </w:rPr>
+        <w:t xml:space="preserve">uczeń ma prawo odwołać się od przewidywanej oceny rocznej najpóźniej na 5 dni przed rocznym klasyfikacyjnym zebraniem rady pedagogicznej, składając na piśmie do Dyrektora PCEiKZ wniosek o sprawdzenie jego wiadomości (§ 35 ust. 7 statutu);</w:t>
+      </w:r>
+    </w:p>
+    <w:p>
+      <w:pPr>
+        <w:pStyle w:val="ListParagraph"/>
+        <w:numPr>
+          <w:ilvl w:val="0"/>
+          <w:numId w:val="2"/>
+        </w:numPr>
+        <w:spacing w:after="40" w:line="252"/>
+      </w:pPr>
+      <w:r>
+        <w:rPr>
+          <w:rFonts w:ascii="Calibri" w:cs="Calibri" w:eastAsia="Calibri" w:hAnsi="Calibri"/>
+          <w:sz w:val="21"/>
+          <w:szCs w:val="21"/>
+        </w:rPr>
+        <w:t xml:space="preserve">podwyższenie oceny następuje na podstawie sprawdzianu w formie ustnej, pisemnej, praktycznej lub łączonej, obejmującego wymagania niezbędne do uzyskania oceny, o jaką uczeń się ubiega (§ 35 ust. 9 statutu); z tego przedmiotu sprawdzian ma formę praktyczną albo łączoną i obejmuje wymagania z całego roku na wnioskowaną ocenę, wypisane w rozdziale 3 niniejszego dokumentu;</w:t>
+      </w:r>
+    </w:p>
+    <w:p>
+      <w:pPr>
+        <w:pStyle w:val="ListParagraph"/>
+        <w:numPr>
+          <w:ilvl w:val="0"/>
+          <w:numId w:val="2"/>
+        </w:numPr>
+        <w:spacing w:after="40" w:line="252"/>
+      </w:pPr>
+      <w:r>
+        <w:rPr>
+          <w:rFonts w:ascii="Calibri" w:cs="Calibri" w:eastAsia="Calibri" w:hAnsi="Calibri"/>
+          <w:sz w:val="21"/>
+          <w:szCs w:val="21"/>
+        </w:rPr>
+        <w:t xml:space="preserve">sprawdzian przeprowadza się nie później niż na 3 dni przed rocznym klasyfikacyjnym posiedzeniem rady pedagogicznej (§ 35 ust. 11 statutu);</w:t>
+      </w:r>
+    </w:p>
+    <w:p>
+      <w:pPr>
+        <w:pStyle w:val="ListParagraph"/>
+        <w:numPr>
+          <w:ilvl w:val="0"/>
+          <w:numId w:val="2"/>
+        </w:numPr>
+        <w:spacing w:after="40" w:line="252"/>
+      </w:pPr>
+      <w:r>
+        <w:rPr>
+          <w:rFonts w:ascii="Calibri" w:cs="Calibri" w:eastAsia="Calibri" w:hAnsi="Calibri"/>
+          <w:sz w:val="21"/>
+          <w:szCs w:val="21"/>
+        </w:rPr>
+        <w:t xml:space="preserve">jeżeli uczeń nie wykaże się spełnieniem wymagań na ocenę, o którą się ubiega, otrzymuje ocenę przewidywaną (§ 35 ust. 10 statutu); z przebiegu sprawdzianu nauczyciel sporządza protokół przekazywany Dyrektorowi (§ 35 ust. 12–13 statutu).</w:t>
+      </w:r>
+    </w:p>
+    <w:p>
+      <w:pPr>
+        <w:spacing w:after="50" w:before="140" w:line="264"/>
+      </w:pPr>
+      <w:r>
+        <w:rPr>
+          <w:rFonts w:ascii="Calibri" w:cs="Calibri" w:eastAsia="Calibri" w:hAnsi="Calibri"/>
+          <w:b/>
+          <w:bCs/>
+          <w:sz w:val="21"/>
+          <w:szCs w:val="21"/>
+        </w:rPr>
+        <w:t xml:space="preserve">Dostosowania i sytuacje szczególne:</w:t>
+      </w:r>
+    </w:p>
+    <w:p>
+      <w:pPr>
+        <w:pStyle w:val="ListParagraph"/>
+        <w:numPr>
+          <w:ilvl w:val="0"/>
+          <w:numId w:val="2"/>
+        </w:numPr>
+        <w:spacing w:after="40" w:line="252"/>
+      </w:pPr>
+      <w:r>
+        <w:rPr>
+          <w:rFonts w:ascii="Calibri" w:cs="Calibri" w:eastAsia="Calibri" w:hAnsi="Calibri"/>
+          <w:sz w:val="21"/>
+          <w:szCs w:val="21"/>
+        </w:rPr>
+        <w:t xml:space="preserve">przy ocenianiu uwzględnia się zalecenia zawarte w opiniach i orzeczeniach poradni psychologiczno-pedagogicznej; wymagania dostosowuje się do możliwości psychofizycznych ucznia, zachowując wymagania konieczne (§ 36 statutu);</w:t>
+      </w:r>
+    </w:p>
+    <w:p>
+      <w:pPr>
+        <w:pStyle w:val="ListParagraph"/>
+        <w:numPr>
+          <w:ilvl w:val="0"/>
+          <w:numId w:val="2"/>
+        </w:numPr>
+        <w:spacing w:after="40" w:line="252"/>
+      </w:pPr>
+      <w:r>
+        <w:rPr>
+          <w:rFonts w:ascii="Calibri" w:cs="Calibri" w:eastAsia="Calibri" w:hAnsi="Calibri"/>
+          <w:sz w:val="21"/>
+          <w:szCs w:val="21"/>
+        </w:rPr>
+        <w:t xml:space="preserve">w uzasadnionych przypadkach uczeń może zostać zwolniony z zajęć na czas określony decyzją Dyrektora PCEiKZ, na podstawie opinii lekarza; jeżeli okres zwolnienia uniemożliwia ustalenie oceny, w dokumentacji wpisuje się „zwolniony” (§ 37 ust. 2–3 statutu);</w:t>
+      </w:r>
+    </w:p>
+    <w:p>
+      <w:pPr>
+        <w:pStyle w:val="ListParagraph"/>
+        <w:numPr>
+          <w:ilvl w:val="0"/>
+          <w:numId w:val="2"/>
+        </w:numPr>
+        <w:spacing w:after="40" w:line="252"/>
+      </w:pPr>
+      <w:r>
+        <w:rPr>
+          <w:rFonts w:ascii="Calibri" w:cs="Calibri" w:eastAsia="Calibri" w:hAnsi="Calibri"/>
+          <w:sz w:val="21"/>
+          <w:szCs w:val="21"/>
+        </w:rPr>
+        <w:t xml:space="preserve">uczeń, który czasowo nie może pracować przy komputerze, wykonuje zadania w formie zastępczej ustalonej z nauczycielem;</w:t>
+      </w:r>
+    </w:p>
+    <w:p>
+      <w:pPr>
+        <w:pStyle w:val="ListParagraph"/>
+        <w:numPr>
+          <w:ilvl w:val="0"/>
+          <w:numId w:val="2"/>
+        </w:numPr>
+        <w:spacing w:after="40" w:line="252"/>
+      </w:pPr>
+      <w:r>
+        <w:rPr>
+          <w:rFonts w:ascii="Calibri" w:cs="Calibri" w:eastAsia="Calibri" w:hAnsi="Calibri"/>
+          <w:sz w:val="21"/>
+          <w:szCs w:val="21"/>
+        </w:rPr>
+        <w:t xml:space="preserve">laureaci i finaliści olimpiady informatycznej otrzymują celującą roczną ocenę klasyfikacyjną (§ 37 ust. 6 statutu).</w:t>
+      </w:r>
+    </w:p>
+    <w:p>
+      <w:pPr>
+        <w:spacing w:after="60" w:before="140" w:line="264"/>
+      </w:pPr>
+      <w:r>
+        <w:rPr>
+          <w:rFonts w:ascii="Calibri" w:cs="Calibri" w:eastAsia="Calibri" w:hAnsi="Calibri"/>
+          <w:i/>
+          <w:iCs/>
+          <w:color w:val="595959"/>
+          <w:sz w:val="20"/>
+          <w:szCs w:val="20"/>
+        </w:rPr>
+        <w:t xml:space="preserve">Niniejsze wymagania edukacyjne, sposoby sprawdzania osiągnięć oraz warunki i tryb uzyskania oceny wyższej niż przewidywana zostały podane uczniom i rodzicom do wiadomości do 25 września, zgodnie z § 26 ust. 1 statutu PCEiKZ.</w:t>
       </w:r>
     </w:p>
     <w:p>
